--- a/ai_12/andrii_chumak/Epic_3/Звіт по Epic 3.docx
+++ b/ai_12/andrii_chumak/Epic_3/Звіт по Epic 3.docx
@@ -4,58 +4,205 @@
   <w:body>
     <w:p>
       <w:pPr>
+        <w:spacing w:after="0" w:line="240" w:lineRule="auto"/>
         <w:jc w:val="center"/>
         <w:rPr>
           <w:rFonts w:ascii="Times New Roman" w:eastAsia="Times New Roman" w:hAnsi="Times New Roman" w:cs="Times New Roman"/>
-          <w:sz w:val="28"/>
-          <w:szCs w:val="28"/>
-        </w:rPr>
-      </w:pPr>
-      <w:r>
-        <w:rPr>
-          <w:rFonts w:ascii="Times New Roman" w:eastAsia="Times New Roman" w:hAnsi="Times New Roman" w:cs="Times New Roman"/>
-          <w:sz w:val="28"/>
-          <w:szCs w:val="28"/>
-        </w:rPr>
-        <w:t>Міністерство освіти і науки України</w:t>
-      </w:r>
-    </w:p>
-    <w:p>
-      <w:pPr>
+          <w:sz w:val="24"/>
+          <w:szCs w:val="24"/>
+          <w:lang w:val="ru-RU"/>
+        </w:rPr>
+      </w:pPr>
+      <w:proofErr w:type="spellStart"/>
+      <w:r>
+        <w:rPr>
+          <w:rFonts w:ascii="Times New Roman" w:eastAsia="Times New Roman" w:hAnsi="Times New Roman" w:cs="Times New Roman"/>
+          <w:color w:val="000000"/>
+          <w:sz w:val="28"/>
+          <w:szCs w:val="28"/>
+          <w:lang w:val="ru-RU"/>
+        </w:rPr>
+        <w:t>Міністерство</w:t>
+      </w:r>
+      <w:proofErr w:type="spellEnd"/>
+      <w:r>
+        <w:rPr>
+          <w:rFonts w:ascii="Times New Roman" w:eastAsia="Times New Roman" w:hAnsi="Times New Roman" w:cs="Times New Roman"/>
+          <w:color w:val="000000"/>
+          <w:sz w:val="28"/>
+          <w:szCs w:val="28"/>
+          <w:lang w:val="ru-RU"/>
+        </w:rPr>
+        <w:t xml:space="preserve"> </w:t>
+      </w:r>
+      <w:proofErr w:type="spellStart"/>
+      <w:r>
+        <w:rPr>
+          <w:rFonts w:ascii="Times New Roman" w:eastAsia="Times New Roman" w:hAnsi="Times New Roman" w:cs="Times New Roman"/>
+          <w:color w:val="000000"/>
+          <w:sz w:val="28"/>
+          <w:szCs w:val="28"/>
+          <w:lang w:val="ru-RU"/>
+        </w:rPr>
+        <w:t>освіти</w:t>
+      </w:r>
+      <w:proofErr w:type="spellEnd"/>
+      <w:r>
+        <w:rPr>
+          <w:rFonts w:ascii="Times New Roman" w:eastAsia="Times New Roman" w:hAnsi="Times New Roman" w:cs="Times New Roman"/>
+          <w:color w:val="000000"/>
+          <w:sz w:val="28"/>
+          <w:szCs w:val="28"/>
+          <w:lang w:val="ru-RU"/>
+        </w:rPr>
+        <w:t xml:space="preserve"> і науки </w:t>
+      </w:r>
+      <w:proofErr w:type="spellStart"/>
+      <w:r>
+        <w:rPr>
+          <w:rFonts w:ascii="Times New Roman" w:eastAsia="Times New Roman" w:hAnsi="Times New Roman" w:cs="Times New Roman"/>
+          <w:color w:val="000000"/>
+          <w:sz w:val="28"/>
+          <w:szCs w:val="28"/>
+          <w:lang w:val="ru-RU"/>
+        </w:rPr>
+        <w:t>України</w:t>
+      </w:r>
+      <w:proofErr w:type="spellEnd"/>
+    </w:p>
+    <w:p>
+      <w:pPr>
+        <w:spacing w:after="0" w:line="240" w:lineRule="auto"/>
         <w:jc w:val="center"/>
         <w:rPr>
           <w:rFonts w:ascii="Times New Roman" w:eastAsia="Times New Roman" w:hAnsi="Times New Roman" w:cs="Times New Roman"/>
-          <w:sz w:val="28"/>
-          <w:szCs w:val="28"/>
-        </w:rPr>
-      </w:pPr>
-      <w:r>
-        <w:rPr>
-          <w:rFonts w:ascii="Times New Roman" w:eastAsia="Times New Roman" w:hAnsi="Times New Roman" w:cs="Times New Roman"/>
-          <w:sz w:val="28"/>
-          <w:szCs w:val="28"/>
-        </w:rPr>
-        <w:t>Національний університет «Львівська політехніка»</w:t>
-      </w:r>
-    </w:p>
-    <w:p>
-      <w:pPr>
-        <w:spacing w:after="0" w:line="360" w:lineRule="auto"/>
+          <w:sz w:val="24"/>
+          <w:szCs w:val="24"/>
+          <w:lang w:val="ru-RU"/>
+        </w:rPr>
+      </w:pPr>
+      <w:proofErr w:type="spellStart"/>
+      <w:r>
+        <w:rPr>
+          <w:rFonts w:ascii="Times New Roman" w:eastAsia="Times New Roman" w:hAnsi="Times New Roman" w:cs="Times New Roman"/>
+          <w:color w:val="000000"/>
+          <w:sz w:val="28"/>
+          <w:szCs w:val="28"/>
+          <w:lang w:val="ru-RU"/>
+        </w:rPr>
+        <w:t>Національний</w:t>
+      </w:r>
+      <w:proofErr w:type="spellEnd"/>
+      <w:r>
+        <w:rPr>
+          <w:rFonts w:ascii="Times New Roman" w:eastAsia="Times New Roman" w:hAnsi="Times New Roman" w:cs="Times New Roman"/>
+          <w:color w:val="000000"/>
+          <w:sz w:val="28"/>
+          <w:szCs w:val="28"/>
+          <w:lang w:val="ru-RU"/>
+        </w:rPr>
+        <w:t xml:space="preserve"> </w:t>
+      </w:r>
+      <w:proofErr w:type="spellStart"/>
+      <w:r>
+        <w:rPr>
+          <w:rFonts w:ascii="Times New Roman" w:eastAsia="Times New Roman" w:hAnsi="Times New Roman" w:cs="Times New Roman"/>
+          <w:color w:val="000000"/>
+          <w:sz w:val="28"/>
+          <w:szCs w:val="28"/>
+          <w:lang w:val="ru-RU"/>
+        </w:rPr>
+        <w:t>університет</w:t>
+      </w:r>
+      <w:proofErr w:type="spellEnd"/>
+      <w:r>
+        <w:rPr>
+          <w:rFonts w:ascii="Times New Roman" w:eastAsia="Times New Roman" w:hAnsi="Times New Roman" w:cs="Times New Roman"/>
+          <w:color w:val="000000"/>
+          <w:sz w:val="28"/>
+          <w:szCs w:val="28"/>
+          <w:lang w:val="ru-RU"/>
+        </w:rPr>
+        <w:t xml:space="preserve"> «</w:t>
+      </w:r>
+      <w:proofErr w:type="spellStart"/>
+      <w:r>
+        <w:rPr>
+          <w:rFonts w:ascii="Times New Roman" w:eastAsia="Times New Roman" w:hAnsi="Times New Roman" w:cs="Times New Roman"/>
+          <w:color w:val="000000"/>
+          <w:sz w:val="28"/>
+          <w:szCs w:val="28"/>
+          <w:lang w:val="ru-RU"/>
+        </w:rPr>
+        <w:t>Львівська</w:t>
+      </w:r>
+      <w:proofErr w:type="spellEnd"/>
+      <w:r>
+        <w:rPr>
+          <w:rFonts w:ascii="Times New Roman" w:eastAsia="Times New Roman" w:hAnsi="Times New Roman" w:cs="Times New Roman"/>
+          <w:color w:val="000000"/>
+          <w:sz w:val="28"/>
+          <w:szCs w:val="28"/>
+          <w:lang w:val="ru-RU"/>
+        </w:rPr>
+        <w:t xml:space="preserve"> </w:t>
+      </w:r>
+      <w:proofErr w:type="spellStart"/>
+      <w:r>
+        <w:rPr>
+          <w:rFonts w:ascii="Times New Roman" w:eastAsia="Times New Roman" w:hAnsi="Times New Roman" w:cs="Times New Roman"/>
+          <w:color w:val="000000"/>
+          <w:sz w:val="28"/>
+          <w:szCs w:val="28"/>
+          <w:lang w:val="ru-RU"/>
+        </w:rPr>
+        <w:t>політехніка</w:t>
+      </w:r>
+      <w:proofErr w:type="spellEnd"/>
+      <w:r>
+        <w:rPr>
+          <w:rFonts w:ascii="Times New Roman" w:eastAsia="Times New Roman" w:hAnsi="Times New Roman" w:cs="Times New Roman"/>
+          <w:color w:val="000000"/>
+          <w:sz w:val="28"/>
+          <w:szCs w:val="28"/>
+          <w:lang w:val="ru-RU"/>
+        </w:rPr>
+        <w:t>»</w:t>
+      </w:r>
+    </w:p>
+    <w:p>
+      <w:pPr>
+        <w:spacing w:after="0" w:line="240" w:lineRule="auto"/>
         <w:jc w:val="center"/>
         <w:rPr>
           <w:rFonts w:ascii="Times New Roman" w:eastAsia="Times New Roman" w:hAnsi="Times New Roman" w:cs="Times New Roman"/>
-          <w:sz w:val="28"/>
-          <w:szCs w:val="28"/>
-        </w:rPr>
-      </w:pPr>
-      <w:r>
-        <w:rPr>
-          <w:rFonts w:ascii="Times New Roman" w:eastAsia="Times New Roman" w:hAnsi="Times New Roman" w:cs="Times New Roman"/>
-          <w:sz w:val="28"/>
-          <w:szCs w:val="28"/>
-        </w:rPr>
-        <w:t>Кафедра систем штучного інтелекту</w:t>
-      </w:r>
+          <w:sz w:val="24"/>
+          <w:szCs w:val="24"/>
+          <w:lang w:val="ru-RU"/>
+        </w:rPr>
+      </w:pPr>
+      <w:r>
+        <w:rPr>
+          <w:rFonts w:ascii="Times New Roman" w:eastAsia="Times New Roman" w:hAnsi="Times New Roman" w:cs="Times New Roman"/>
+          <w:color w:val="000000"/>
+          <w:sz w:val="28"/>
+          <w:szCs w:val="28"/>
+          <w:lang w:val="ru-RU"/>
+        </w:rPr>
+        <w:t xml:space="preserve">Кафедра систем штучного </w:t>
+      </w:r>
+      <w:proofErr w:type="spellStart"/>
+      <w:r>
+        <w:rPr>
+          <w:rFonts w:ascii="Times New Roman" w:eastAsia="Times New Roman" w:hAnsi="Times New Roman" w:cs="Times New Roman"/>
+          <w:color w:val="000000"/>
+          <w:sz w:val="28"/>
+          <w:szCs w:val="28"/>
+          <w:lang w:val="ru-RU"/>
+        </w:rPr>
+        <w:t>інтелекту</w:t>
+      </w:r>
+      <w:proofErr w:type="spellEnd"/>
     </w:p>
     <w:p>
       <w:pPr>
@@ -182,394 +329,1191 @@
     </w:p>
     <w:p>
       <w:pPr>
+        <w:spacing w:after="0" w:line="240" w:lineRule="auto"/>
+        <w:jc w:val="center"/>
+        <w:rPr>
+          <w:rFonts w:ascii="Times New Roman" w:eastAsia="Times New Roman" w:hAnsi="Times New Roman" w:cs="Times New Roman"/>
+          <w:sz w:val="24"/>
+          <w:szCs w:val="24"/>
+          <w:lang w:val="ru-RU"/>
+        </w:rPr>
+      </w:pPr>
+      <w:proofErr w:type="spellStart"/>
+      <w:r>
+        <w:rPr>
+          <w:rFonts w:ascii="Times New Roman" w:eastAsia="Times New Roman" w:hAnsi="Times New Roman" w:cs="Times New Roman"/>
+          <w:b/>
+          <w:bCs/>
+          <w:color w:val="000000"/>
+          <w:sz w:val="56"/>
+          <w:szCs w:val="56"/>
+          <w:lang w:val="ru-RU"/>
+        </w:rPr>
+        <w:t>Звіт</w:t>
+      </w:r>
+      <w:proofErr w:type="spellEnd"/>
+      <w:r>
+        <w:rPr>
+          <w:rFonts w:ascii="Times New Roman" w:eastAsia="Times New Roman" w:hAnsi="Times New Roman" w:cs="Times New Roman"/>
+          <w:b/>
+          <w:bCs/>
+          <w:color w:val="000000"/>
+          <w:sz w:val="28"/>
+          <w:szCs w:val="28"/>
+          <w:lang w:val="ru-RU"/>
+        </w:rPr>
+        <w:t> </w:t>
+      </w:r>
+    </w:p>
+    <w:p>
+      <w:pPr>
+        <w:spacing w:after="0" w:line="240" w:lineRule="auto"/>
+        <w:jc w:val="center"/>
+        <w:rPr>
+          <w:rFonts w:ascii="Times New Roman" w:eastAsia="Times New Roman" w:hAnsi="Times New Roman" w:cs="Times New Roman"/>
+          <w:sz w:val="24"/>
+          <w:szCs w:val="24"/>
+          <w:lang w:val="ru-RU"/>
+        </w:rPr>
+      </w:pPr>
+      <w:r>
+        <w:rPr>
+          <w:rFonts w:ascii="Times New Roman" w:eastAsia="Times New Roman" w:hAnsi="Times New Roman" w:cs="Times New Roman"/>
+          <w:b/>
+          <w:bCs/>
+          <w:color w:val="000000"/>
+          <w:sz w:val="28"/>
+          <w:szCs w:val="28"/>
+          <w:lang w:val="ru-RU"/>
+        </w:rPr>
+        <w:t xml:space="preserve">про </w:t>
+      </w:r>
+      <w:proofErr w:type="spellStart"/>
+      <w:r>
+        <w:rPr>
+          <w:rFonts w:ascii="Times New Roman" w:eastAsia="Times New Roman" w:hAnsi="Times New Roman" w:cs="Times New Roman"/>
+          <w:b/>
+          <w:bCs/>
+          <w:color w:val="000000"/>
+          <w:sz w:val="28"/>
+          <w:szCs w:val="28"/>
+          <w:lang w:val="ru-RU"/>
+        </w:rPr>
+        <w:t>виконання</w:t>
+      </w:r>
+      <w:proofErr w:type="spellEnd"/>
+      <w:r>
+        <w:rPr>
+          <w:rFonts w:ascii="Times New Roman" w:eastAsia="Times New Roman" w:hAnsi="Times New Roman" w:cs="Times New Roman"/>
+          <w:b/>
+          <w:bCs/>
+          <w:color w:val="000000"/>
+          <w:sz w:val="28"/>
+          <w:szCs w:val="28"/>
+          <w:lang w:val="ru-RU"/>
+        </w:rPr>
+        <w:t xml:space="preserve"> </w:t>
+      </w:r>
+      <w:proofErr w:type="spellStart"/>
+      <w:r>
+        <w:rPr>
+          <w:rFonts w:ascii="Times New Roman" w:eastAsia="Times New Roman" w:hAnsi="Times New Roman" w:cs="Times New Roman"/>
+          <w:b/>
+          <w:bCs/>
+          <w:color w:val="000000"/>
+          <w:sz w:val="28"/>
+          <w:szCs w:val="28"/>
+          <w:lang w:val="ru-RU"/>
+        </w:rPr>
+        <w:t>лабораторних</w:t>
+      </w:r>
+      <w:proofErr w:type="spellEnd"/>
+      <w:r>
+        <w:rPr>
+          <w:rFonts w:ascii="Times New Roman" w:eastAsia="Times New Roman" w:hAnsi="Times New Roman" w:cs="Times New Roman"/>
+          <w:b/>
+          <w:bCs/>
+          <w:color w:val="000000"/>
+          <w:sz w:val="28"/>
+          <w:szCs w:val="28"/>
+          <w:lang w:val="ru-RU"/>
+        </w:rPr>
+        <w:t xml:space="preserve"> та </w:t>
+      </w:r>
+      <w:proofErr w:type="spellStart"/>
+      <w:r>
+        <w:rPr>
+          <w:rFonts w:ascii="Times New Roman" w:eastAsia="Times New Roman" w:hAnsi="Times New Roman" w:cs="Times New Roman"/>
+          <w:b/>
+          <w:bCs/>
+          <w:color w:val="000000"/>
+          <w:sz w:val="28"/>
+          <w:szCs w:val="28"/>
+          <w:lang w:val="ru-RU"/>
+        </w:rPr>
+        <w:t>практичних</w:t>
+      </w:r>
+      <w:proofErr w:type="spellEnd"/>
+      <w:r>
+        <w:rPr>
+          <w:rFonts w:ascii="Times New Roman" w:eastAsia="Times New Roman" w:hAnsi="Times New Roman" w:cs="Times New Roman"/>
+          <w:b/>
+          <w:bCs/>
+          <w:color w:val="000000"/>
+          <w:sz w:val="28"/>
+          <w:szCs w:val="28"/>
+          <w:lang w:val="ru-RU"/>
+        </w:rPr>
+        <w:t xml:space="preserve"> </w:t>
+      </w:r>
+      <w:proofErr w:type="spellStart"/>
+      <w:r>
+        <w:rPr>
+          <w:rFonts w:ascii="Times New Roman" w:eastAsia="Times New Roman" w:hAnsi="Times New Roman" w:cs="Times New Roman"/>
+          <w:b/>
+          <w:bCs/>
+          <w:color w:val="000000"/>
+          <w:sz w:val="28"/>
+          <w:szCs w:val="28"/>
+          <w:lang w:val="ru-RU"/>
+        </w:rPr>
+        <w:t>робіт</w:t>
+      </w:r>
+      <w:proofErr w:type="spellEnd"/>
+      <w:r>
+        <w:rPr>
+          <w:rFonts w:ascii="Times New Roman" w:eastAsia="Times New Roman" w:hAnsi="Times New Roman" w:cs="Times New Roman"/>
+          <w:b/>
+          <w:bCs/>
+          <w:color w:val="000000"/>
+          <w:sz w:val="28"/>
+          <w:szCs w:val="28"/>
+          <w:lang w:val="ru-RU"/>
+        </w:rPr>
+        <w:t xml:space="preserve"> блоку № 3</w:t>
+      </w:r>
+    </w:p>
+    <w:p>
+      <w:pPr>
+        <w:spacing w:after="0" w:line="240" w:lineRule="auto"/>
+        <w:jc w:val="center"/>
+        <w:rPr>
+          <w:rFonts w:ascii="Times New Roman" w:eastAsia="Times New Roman" w:hAnsi="Times New Roman" w:cs="Times New Roman"/>
+          <w:sz w:val="24"/>
+          <w:szCs w:val="24"/>
+          <w:lang w:val="ru-RU"/>
+        </w:rPr>
+      </w:pPr>
+      <w:r>
+        <w:rPr>
+          <w:rFonts w:ascii="Times New Roman" w:eastAsia="Times New Roman" w:hAnsi="Times New Roman" w:cs="Times New Roman"/>
+          <w:color w:val="000000"/>
+          <w:sz w:val="28"/>
+          <w:szCs w:val="28"/>
+          <w:lang w:val="ru-RU"/>
+        </w:rPr>
+        <w:t xml:space="preserve">На </w:t>
+      </w:r>
+      <w:proofErr w:type="gramStart"/>
+      <w:r>
+        <w:rPr>
+          <w:rFonts w:ascii="Times New Roman" w:eastAsia="Times New Roman" w:hAnsi="Times New Roman" w:cs="Times New Roman"/>
+          <w:color w:val="000000"/>
+          <w:sz w:val="28"/>
+          <w:szCs w:val="28"/>
+          <w:lang w:val="ru-RU"/>
+        </w:rPr>
+        <w:t>тему:  «</w:t>
+      </w:r>
+      <w:proofErr w:type="gramEnd"/>
+      <w:r>
+        <w:rPr>
+          <w:rFonts w:ascii="Times New Roman" w:eastAsia="Times New Roman" w:hAnsi="Times New Roman" w:cs="Times New Roman"/>
+          <w:color w:val="000000"/>
+          <w:sz w:val="28"/>
+          <w:szCs w:val="28"/>
+          <w:lang w:val="ru-RU"/>
+        </w:rPr>
+        <w:t xml:space="preserve">Цикли. </w:t>
+      </w:r>
+      <w:proofErr w:type="spellStart"/>
+      <w:r>
+        <w:rPr>
+          <w:rFonts w:ascii="Times New Roman" w:eastAsia="Times New Roman" w:hAnsi="Times New Roman" w:cs="Times New Roman"/>
+          <w:color w:val="000000"/>
+          <w:sz w:val="28"/>
+          <w:szCs w:val="28"/>
+          <w:lang w:val="ru-RU"/>
+        </w:rPr>
+        <w:t>Вкладені</w:t>
+      </w:r>
+      <w:proofErr w:type="spellEnd"/>
+      <w:r>
+        <w:rPr>
+          <w:rFonts w:ascii="Times New Roman" w:eastAsia="Times New Roman" w:hAnsi="Times New Roman" w:cs="Times New Roman"/>
+          <w:color w:val="000000"/>
+          <w:sz w:val="28"/>
+          <w:szCs w:val="28"/>
+          <w:lang w:val="ru-RU"/>
+        </w:rPr>
+        <w:t xml:space="preserve"> Цикли. </w:t>
+      </w:r>
+      <w:proofErr w:type="spellStart"/>
+      <w:r>
+        <w:rPr>
+          <w:rFonts w:ascii="Times New Roman" w:eastAsia="Times New Roman" w:hAnsi="Times New Roman" w:cs="Times New Roman"/>
+          <w:color w:val="000000"/>
+          <w:sz w:val="28"/>
+          <w:szCs w:val="28"/>
+          <w:lang w:val="ru-RU"/>
+        </w:rPr>
+        <w:t>Завершення</w:t>
+      </w:r>
+      <w:proofErr w:type="spellEnd"/>
+      <w:r>
+        <w:rPr>
+          <w:rFonts w:ascii="Times New Roman" w:eastAsia="Times New Roman" w:hAnsi="Times New Roman" w:cs="Times New Roman"/>
+          <w:color w:val="000000"/>
+          <w:sz w:val="28"/>
+          <w:szCs w:val="28"/>
+          <w:lang w:val="ru-RU"/>
+        </w:rPr>
+        <w:t xml:space="preserve"> </w:t>
+      </w:r>
+      <w:proofErr w:type="spellStart"/>
+      <w:r>
+        <w:rPr>
+          <w:rFonts w:ascii="Times New Roman" w:eastAsia="Times New Roman" w:hAnsi="Times New Roman" w:cs="Times New Roman"/>
+          <w:color w:val="000000"/>
+          <w:sz w:val="28"/>
+          <w:szCs w:val="28"/>
+          <w:lang w:val="ru-RU"/>
+        </w:rPr>
+        <w:t>виконання</w:t>
+      </w:r>
+      <w:proofErr w:type="spellEnd"/>
+      <w:r>
+        <w:rPr>
+          <w:rFonts w:ascii="Times New Roman" w:eastAsia="Times New Roman" w:hAnsi="Times New Roman" w:cs="Times New Roman"/>
+          <w:color w:val="000000"/>
+          <w:sz w:val="28"/>
+          <w:szCs w:val="28"/>
+          <w:lang w:val="ru-RU"/>
+        </w:rPr>
+        <w:t xml:space="preserve"> </w:t>
+      </w:r>
+      <w:proofErr w:type="spellStart"/>
+      <w:r>
+        <w:rPr>
+          <w:rFonts w:ascii="Times New Roman" w:eastAsia="Times New Roman" w:hAnsi="Times New Roman" w:cs="Times New Roman"/>
+          <w:color w:val="000000"/>
+          <w:sz w:val="28"/>
+          <w:szCs w:val="28"/>
+          <w:lang w:val="ru-RU"/>
+        </w:rPr>
+        <w:t>циклів</w:t>
+      </w:r>
+      <w:proofErr w:type="spellEnd"/>
+      <w:r>
+        <w:rPr>
+          <w:rFonts w:ascii="Times New Roman" w:eastAsia="Times New Roman" w:hAnsi="Times New Roman" w:cs="Times New Roman"/>
+          <w:color w:val="000000"/>
+          <w:sz w:val="28"/>
+          <w:szCs w:val="28"/>
+          <w:lang w:val="ru-RU"/>
+        </w:rPr>
+        <w:t xml:space="preserve">. </w:t>
+      </w:r>
+      <w:proofErr w:type="spellStart"/>
+      <w:r>
+        <w:rPr>
+          <w:rFonts w:ascii="Times New Roman" w:eastAsia="Times New Roman" w:hAnsi="Times New Roman" w:cs="Times New Roman"/>
+          <w:color w:val="000000"/>
+          <w:sz w:val="28"/>
+          <w:szCs w:val="28"/>
+          <w:lang w:val="ru-RU"/>
+        </w:rPr>
+        <w:t>Функції</w:t>
+      </w:r>
+      <w:proofErr w:type="spellEnd"/>
+      <w:r>
+        <w:rPr>
+          <w:rFonts w:ascii="Times New Roman" w:eastAsia="Times New Roman" w:hAnsi="Times New Roman" w:cs="Times New Roman"/>
+          <w:color w:val="000000"/>
+          <w:sz w:val="28"/>
+          <w:szCs w:val="28"/>
+          <w:lang w:val="ru-RU"/>
+        </w:rPr>
+        <w:t xml:space="preserve">. </w:t>
+      </w:r>
+      <w:proofErr w:type="spellStart"/>
+      <w:r>
+        <w:rPr>
+          <w:rFonts w:ascii="Times New Roman" w:eastAsia="Times New Roman" w:hAnsi="Times New Roman" w:cs="Times New Roman"/>
+          <w:color w:val="000000"/>
+          <w:sz w:val="28"/>
+          <w:szCs w:val="28"/>
+          <w:lang w:val="ru-RU"/>
+        </w:rPr>
+        <w:t>Простір</w:t>
+      </w:r>
+      <w:proofErr w:type="spellEnd"/>
+      <w:r>
+        <w:rPr>
+          <w:rFonts w:ascii="Times New Roman" w:eastAsia="Times New Roman" w:hAnsi="Times New Roman" w:cs="Times New Roman"/>
+          <w:color w:val="000000"/>
+          <w:sz w:val="28"/>
+          <w:szCs w:val="28"/>
+          <w:lang w:val="ru-RU"/>
+        </w:rPr>
+        <w:t xml:space="preserve"> </w:t>
+      </w:r>
+      <w:proofErr w:type="spellStart"/>
+      <w:r>
+        <w:rPr>
+          <w:rFonts w:ascii="Times New Roman" w:eastAsia="Times New Roman" w:hAnsi="Times New Roman" w:cs="Times New Roman"/>
+          <w:color w:val="000000"/>
+          <w:sz w:val="28"/>
+          <w:szCs w:val="28"/>
+          <w:lang w:val="ru-RU"/>
+        </w:rPr>
+        <w:t>імен</w:t>
+      </w:r>
+      <w:proofErr w:type="spellEnd"/>
+      <w:r>
+        <w:rPr>
+          <w:rFonts w:ascii="Times New Roman" w:eastAsia="Times New Roman" w:hAnsi="Times New Roman" w:cs="Times New Roman"/>
+          <w:color w:val="000000"/>
+          <w:sz w:val="28"/>
+          <w:szCs w:val="28"/>
+          <w:lang w:val="ru-RU"/>
+        </w:rPr>
+        <w:t xml:space="preserve">. </w:t>
+      </w:r>
+      <w:proofErr w:type="spellStart"/>
+      <w:r>
+        <w:rPr>
+          <w:rFonts w:ascii="Times New Roman" w:eastAsia="Times New Roman" w:hAnsi="Times New Roman" w:cs="Times New Roman"/>
+          <w:color w:val="000000"/>
+          <w:sz w:val="28"/>
+          <w:szCs w:val="28"/>
+          <w:lang w:val="ru-RU"/>
+        </w:rPr>
+        <w:t>Перевантаження</w:t>
+      </w:r>
+      <w:proofErr w:type="spellEnd"/>
+      <w:r>
+        <w:rPr>
+          <w:rFonts w:ascii="Times New Roman" w:eastAsia="Times New Roman" w:hAnsi="Times New Roman" w:cs="Times New Roman"/>
+          <w:color w:val="000000"/>
+          <w:sz w:val="28"/>
+          <w:szCs w:val="28"/>
+          <w:lang w:val="ru-RU"/>
+        </w:rPr>
+        <w:t xml:space="preserve"> </w:t>
+      </w:r>
+      <w:proofErr w:type="spellStart"/>
+      <w:r>
+        <w:rPr>
+          <w:rFonts w:ascii="Times New Roman" w:eastAsia="Times New Roman" w:hAnsi="Times New Roman" w:cs="Times New Roman"/>
+          <w:color w:val="000000"/>
+          <w:sz w:val="28"/>
+          <w:szCs w:val="28"/>
+          <w:lang w:val="ru-RU"/>
+        </w:rPr>
+        <w:t>функцій</w:t>
+      </w:r>
+      <w:proofErr w:type="spellEnd"/>
+      <w:r>
+        <w:rPr>
+          <w:rFonts w:ascii="Times New Roman" w:eastAsia="Times New Roman" w:hAnsi="Times New Roman" w:cs="Times New Roman"/>
+          <w:color w:val="000000"/>
+          <w:sz w:val="28"/>
+          <w:szCs w:val="28"/>
+          <w:lang w:val="ru-RU"/>
+        </w:rPr>
+        <w:t xml:space="preserve">. </w:t>
+      </w:r>
+      <w:proofErr w:type="spellStart"/>
+      <w:r>
+        <w:rPr>
+          <w:rFonts w:ascii="Times New Roman" w:eastAsia="Times New Roman" w:hAnsi="Times New Roman" w:cs="Times New Roman"/>
+          <w:color w:val="000000"/>
+          <w:sz w:val="28"/>
+          <w:szCs w:val="28"/>
+          <w:lang w:val="ru-RU"/>
+        </w:rPr>
+        <w:t>Функції</w:t>
+      </w:r>
+      <w:proofErr w:type="spellEnd"/>
+      <w:r>
+        <w:rPr>
+          <w:rFonts w:ascii="Times New Roman" w:eastAsia="Times New Roman" w:hAnsi="Times New Roman" w:cs="Times New Roman"/>
+          <w:color w:val="000000"/>
+          <w:sz w:val="28"/>
+          <w:szCs w:val="28"/>
+          <w:lang w:val="ru-RU"/>
+        </w:rPr>
+        <w:t xml:space="preserve"> з </w:t>
+      </w:r>
+      <w:proofErr w:type="spellStart"/>
+      <w:r>
+        <w:rPr>
+          <w:rFonts w:ascii="Times New Roman" w:eastAsia="Times New Roman" w:hAnsi="Times New Roman" w:cs="Times New Roman"/>
+          <w:color w:val="000000"/>
+          <w:sz w:val="28"/>
+          <w:szCs w:val="28"/>
+          <w:lang w:val="ru-RU"/>
+        </w:rPr>
+        <w:t>змінною</w:t>
+      </w:r>
+      <w:proofErr w:type="spellEnd"/>
+      <w:r>
+        <w:rPr>
+          <w:rFonts w:ascii="Times New Roman" w:eastAsia="Times New Roman" w:hAnsi="Times New Roman" w:cs="Times New Roman"/>
+          <w:color w:val="000000"/>
+          <w:sz w:val="28"/>
+          <w:szCs w:val="28"/>
+          <w:lang w:val="ru-RU"/>
+        </w:rPr>
+        <w:t xml:space="preserve"> </w:t>
+      </w:r>
+      <w:proofErr w:type="spellStart"/>
+      <w:r>
+        <w:rPr>
+          <w:rFonts w:ascii="Times New Roman" w:eastAsia="Times New Roman" w:hAnsi="Times New Roman" w:cs="Times New Roman"/>
+          <w:color w:val="000000"/>
+          <w:sz w:val="28"/>
+          <w:szCs w:val="28"/>
+          <w:lang w:val="ru-RU"/>
+        </w:rPr>
+        <w:t>кількістю</w:t>
+      </w:r>
+      <w:proofErr w:type="spellEnd"/>
+      <w:r>
+        <w:rPr>
+          <w:rFonts w:ascii="Times New Roman" w:eastAsia="Times New Roman" w:hAnsi="Times New Roman" w:cs="Times New Roman"/>
+          <w:color w:val="000000"/>
+          <w:sz w:val="28"/>
+          <w:szCs w:val="28"/>
+          <w:lang w:val="ru-RU"/>
+        </w:rPr>
+        <w:t xml:space="preserve"> </w:t>
+      </w:r>
+      <w:proofErr w:type="spellStart"/>
+      <w:r>
+        <w:rPr>
+          <w:rFonts w:ascii="Times New Roman" w:eastAsia="Times New Roman" w:hAnsi="Times New Roman" w:cs="Times New Roman"/>
+          <w:color w:val="000000"/>
+          <w:sz w:val="28"/>
+          <w:szCs w:val="28"/>
+          <w:lang w:val="ru-RU"/>
+        </w:rPr>
+        <w:t>параметрів</w:t>
+      </w:r>
+      <w:proofErr w:type="spellEnd"/>
+      <w:r>
+        <w:rPr>
+          <w:rFonts w:ascii="Times New Roman" w:eastAsia="Times New Roman" w:hAnsi="Times New Roman" w:cs="Times New Roman"/>
+          <w:color w:val="000000"/>
+          <w:sz w:val="28"/>
+          <w:szCs w:val="28"/>
+          <w:lang w:val="ru-RU"/>
+        </w:rPr>
+        <w:t xml:space="preserve"> (</w:t>
+      </w:r>
+      <w:proofErr w:type="spellStart"/>
+      <w:r>
+        <w:rPr>
+          <w:rFonts w:ascii="Times New Roman" w:eastAsia="Times New Roman" w:hAnsi="Times New Roman" w:cs="Times New Roman"/>
+          <w:color w:val="000000"/>
+          <w:sz w:val="28"/>
+          <w:szCs w:val="28"/>
+          <w:lang w:val="ru-RU"/>
+        </w:rPr>
+        <w:t>еліпсис</w:t>
+      </w:r>
+      <w:proofErr w:type="spellEnd"/>
+      <w:r>
+        <w:rPr>
+          <w:rFonts w:ascii="Times New Roman" w:eastAsia="Times New Roman" w:hAnsi="Times New Roman" w:cs="Times New Roman"/>
+          <w:color w:val="000000"/>
+          <w:sz w:val="28"/>
+          <w:szCs w:val="28"/>
+          <w:lang w:val="ru-RU"/>
+        </w:rPr>
+        <w:t xml:space="preserve">). </w:t>
+      </w:r>
+      <w:proofErr w:type="spellStart"/>
+      <w:r>
+        <w:rPr>
+          <w:rFonts w:ascii="Times New Roman" w:eastAsia="Times New Roman" w:hAnsi="Times New Roman" w:cs="Times New Roman"/>
+          <w:color w:val="000000"/>
+          <w:sz w:val="28"/>
+          <w:szCs w:val="28"/>
+          <w:lang w:val="ru-RU"/>
+        </w:rPr>
+        <w:t>Рекурсія</w:t>
+      </w:r>
+      <w:proofErr w:type="spellEnd"/>
+      <w:r>
+        <w:rPr>
+          <w:rFonts w:ascii="Times New Roman" w:eastAsia="Times New Roman" w:hAnsi="Times New Roman" w:cs="Times New Roman"/>
+          <w:color w:val="000000"/>
+          <w:sz w:val="28"/>
+          <w:szCs w:val="28"/>
+          <w:lang w:val="ru-RU"/>
+        </w:rPr>
+        <w:t xml:space="preserve">. </w:t>
+      </w:r>
+      <w:proofErr w:type="spellStart"/>
+      <w:r>
+        <w:rPr>
+          <w:rFonts w:ascii="Times New Roman" w:eastAsia="Times New Roman" w:hAnsi="Times New Roman" w:cs="Times New Roman"/>
+          <w:color w:val="000000"/>
+          <w:sz w:val="28"/>
+          <w:szCs w:val="28"/>
+          <w:lang w:val="ru-RU"/>
+        </w:rPr>
+        <w:t>Вбудовані</w:t>
+      </w:r>
+      <w:proofErr w:type="spellEnd"/>
+      <w:r>
+        <w:rPr>
+          <w:rFonts w:ascii="Times New Roman" w:eastAsia="Times New Roman" w:hAnsi="Times New Roman" w:cs="Times New Roman"/>
+          <w:color w:val="000000"/>
+          <w:sz w:val="28"/>
+          <w:szCs w:val="28"/>
+          <w:lang w:val="ru-RU"/>
+        </w:rPr>
+        <w:t xml:space="preserve"> </w:t>
+      </w:r>
+      <w:proofErr w:type="spellStart"/>
+      <w:r>
+        <w:rPr>
+          <w:rFonts w:ascii="Times New Roman" w:eastAsia="Times New Roman" w:hAnsi="Times New Roman" w:cs="Times New Roman"/>
+          <w:color w:val="000000"/>
+          <w:sz w:val="28"/>
+          <w:szCs w:val="28"/>
+          <w:lang w:val="ru-RU"/>
+        </w:rPr>
+        <w:t>функції</w:t>
+      </w:r>
+      <w:proofErr w:type="spellEnd"/>
+      <w:r>
+        <w:rPr>
+          <w:rFonts w:ascii="Times New Roman" w:eastAsia="Times New Roman" w:hAnsi="Times New Roman" w:cs="Times New Roman"/>
+          <w:color w:val="000000"/>
+          <w:sz w:val="28"/>
+          <w:szCs w:val="28"/>
+          <w:lang w:val="ru-RU"/>
+        </w:rPr>
+        <w:t>.»</w:t>
+      </w:r>
+      <w:r>
+        <w:rPr>
+          <w:rFonts w:ascii="Times New Roman" w:eastAsia="Times New Roman" w:hAnsi="Times New Roman" w:cs="Times New Roman"/>
+          <w:color w:val="000000"/>
+          <w:sz w:val="24"/>
+          <w:szCs w:val="24"/>
+          <w:lang w:val="ru-RU"/>
+        </w:rPr>
+        <w:t> </w:t>
+      </w:r>
+    </w:p>
+    <w:p>
+      <w:pPr>
+        <w:spacing w:after="0" w:line="240" w:lineRule="auto"/>
+        <w:jc w:val="center"/>
+        <w:rPr>
+          <w:rFonts w:ascii="Times New Roman" w:eastAsia="Times New Roman" w:hAnsi="Times New Roman" w:cs="Times New Roman"/>
+          <w:sz w:val="24"/>
+          <w:szCs w:val="24"/>
+          <w:lang w:val="ru-RU"/>
+        </w:rPr>
+      </w:pPr>
+      <w:r>
+        <w:rPr>
+          <w:rFonts w:ascii="Times New Roman" w:eastAsia="Times New Roman" w:hAnsi="Times New Roman" w:cs="Times New Roman"/>
+          <w:b/>
+          <w:bCs/>
+          <w:i/>
+          <w:iCs/>
+          <w:color w:val="000000"/>
+          <w:sz w:val="28"/>
+          <w:szCs w:val="28"/>
+          <w:lang w:val="ru-RU"/>
+        </w:rPr>
+        <w:t xml:space="preserve">з </w:t>
+      </w:r>
+      <w:proofErr w:type="spellStart"/>
+      <w:r>
+        <w:rPr>
+          <w:rFonts w:ascii="Times New Roman" w:eastAsia="Times New Roman" w:hAnsi="Times New Roman" w:cs="Times New Roman"/>
+          <w:b/>
+          <w:bCs/>
+          <w:i/>
+          <w:iCs/>
+          <w:color w:val="000000"/>
+          <w:sz w:val="28"/>
+          <w:szCs w:val="28"/>
+          <w:lang w:val="ru-RU"/>
+        </w:rPr>
+        <w:t>дисципліни</w:t>
+      </w:r>
+      <w:proofErr w:type="spellEnd"/>
+      <w:r>
+        <w:rPr>
+          <w:rFonts w:ascii="Times New Roman" w:eastAsia="Times New Roman" w:hAnsi="Times New Roman" w:cs="Times New Roman"/>
+          <w:b/>
+          <w:bCs/>
+          <w:i/>
+          <w:iCs/>
+          <w:color w:val="000000"/>
+          <w:sz w:val="28"/>
+          <w:szCs w:val="28"/>
+          <w:lang w:val="ru-RU"/>
+        </w:rPr>
+        <w:t xml:space="preserve">: </w:t>
+      </w:r>
+      <w:r>
+        <w:rPr>
+          <w:rFonts w:ascii="Times New Roman" w:eastAsia="Times New Roman" w:hAnsi="Times New Roman" w:cs="Times New Roman"/>
+          <w:color w:val="000000"/>
+          <w:sz w:val="28"/>
+          <w:szCs w:val="28"/>
+          <w:lang w:val="ru-RU"/>
+        </w:rPr>
+        <w:t>«</w:t>
+      </w:r>
+      <w:proofErr w:type="spellStart"/>
+      <w:r>
+        <w:rPr>
+          <w:rFonts w:ascii="Times New Roman" w:eastAsia="Times New Roman" w:hAnsi="Times New Roman" w:cs="Times New Roman"/>
+          <w:color w:val="000000"/>
+          <w:sz w:val="28"/>
+          <w:szCs w:val="28"/>
+          <w:lang w:val="ru-RU"/>
+        </w:rPr>
+        <w:t>Мови</w:t>
+      </w:r>
+      <w:proofErr w:type="spellEnd"/>
+      <w:r>
+        <w:rPr>
+          <w:rFonts w:ascii="Times New Roman" w:eastAsia="Times New Roman" w:hAnsi="Times New Roman" w:cs="Times New Roman"/>
+          <w:color w:val="000000"/>
+          <w:sz w:val="28"/>
+          <w:szCs w:val="28"/>
+          <w:lang w:val="ru-RU"/>
+        </w:rPr>
+        <w:t xml:space="preserve"> та </w:t>
+      </w:r>
+      <w:proofErr w:type="spellStart"/>
+      <w:r>
+        <w:rPr>
+          <w:rFonts w:ascii="Times New Roman" w:eastAsia="Times New Roman" w:hAnsi="Times New Roman" w:cs="Times New Roman"/>
+          <w:color w:val="000000"/>
+          <w:sz w:val="28"/>
+          <w:szCs w:val="28"/>
+          <w:lang w:val="ru-RU"/>
+        </w:rPr>
+        <w:t>парадигми</w:t>
+      </w:r>
+      <w:proofErr w:type="spellEnd"/>
+      <w:r>
+        <w:rPr>
+          <w:rFonts w:ascii="Times New Roman" w:eastAsia="Times New Roman" w:hAnsi="Times New Roman" w:cs="Times New Roman"/>
+          <w:color w:val="000000"/>
+          <w:sz w:val="28"/>
+          <w:szCs w:val="28"/>
+          <w:lang w:val="ru-RU"/>
+        </w:rPr>
+        <w:t xml:space="preserve"> </w:t>
+      </w:r>
+      <w:proofErr w:type="spellStart"/>
+      <w:r>
+        <w:rPr>
+          <w:rFonts w:ascii="Times New Roman" w:eastAsia="Times New Roman" w:hAnsi="Times New Roman" w:cs="Times New Roman"/>
+          <w:color w:val="000000"/>
+          <w:sz w:val="28"/>
+          <w:szCs w:val="28"/>
+          <w:lang w:val="ru-RU"/>
+        </w:rPr>
+        <w:t>програмування</w:t>
+      </w:r>
+      <w:proofErr w:type="spellEnd"/>
+      <w:r>
+        <w:rPr>
+          <w:rFonts w:ascii="Times New Roman" w:eastAsia="Times New Roman" w:hAnsi="Times New Roman" w:cs="Times New Roman"/>
+          <w:color w:val="000000"/>
+          <w:sz w:val="28"/>
+          <w:szCs w:val="28"/>
+          <w:lang w:val="ru-RU"/>
+        </w:rPr>
+        <w:t>»</w:t>
+      </w:r>
+    </w:p>
+    <w:p>
+      <w:pPr>
+        <w:spacing w:after="0" w:line="240" w:lineRule="auto"/>
+        <w:jc w:val="center"/>
+        <w:rPr>
+          <w:rFonts w:ascii="Times New Roman" w:eastAsia="Times New Roman" w:hAnsi="Times New Roman" w:cs="Times New Roman"/>
+          <w:sz w:val="24"/>
+          <w:szCs w:val="24"/>
+          <w:lang w:val="ru-RU"/>
+        </w:rPr>
+      </w:pPr>
+      <w:r>
+        <w:rPr>
+          <w:rFonts w:ascii="Times New Roman" w:eastAsia="Times New Roman" w:hAnsi="Times New Roman" w:cs="Times New Roman"/>
+          <w:color w:val="000000"/>
+          <w:sz w:val="28"/>
+          <w:szCs w:val="28"/>
+          <w:lang w:val="ru-RU"/>
+        </w:rPr>
+        <w:t>до:</w:t>
+      </w:r>
+    </w:p>
+    <w:p>
+      <w:pPr>
+        <w:spacing w:after="0" w:line="240" w:lineRule="auto"/>
+        <w:jc w:val="center"/>
+        <w:rPr>
+          <w:rFonts w:ascii="Times New Roman" w:eastAsia="Times New Roman" w:hAnsi="Times New Roman" w:cs="Times New Roman"/>
+          <w:sz w:val="24"/>
+          <w:szCs w:val="24"/>
+          <w:lang w:val="ru-RU"/>
+        </w:rPr>
+      </w:pPr>
+      <w:r>
+        <w:rPr>
+          <w:rFonts w:ascii="Times New Roman" w:eastAsia="Times New Roman" w:hAnsi="Times New Roman" w:cs="Times New Roman"/>
+          <w:color w:val="000000"/>
+          <w:sz w:val="28"/>
+          <w:szCs w:val="28"/>
+          <w:lang w:val="ru-RU"/>
+        </w:rPr>
+        <w:t xml:space="preserve">ВНС </w:t>
+      </w:r>
+      <w:proofErr w:type="spellStart"/>
+      <w:r>
+        <w:rPr>
+          <w:rFonts w:ascii="Times New Roman" w:eastAsia="Times New Roman" w:hAnsi="Times New Roman" w:cs="Times New Roman"/>
+          <w:color w:val="000000"/>
+          <w:sz w:val="28"/>
+          <w:szCs w:val="28"/>
+          <w:lang w:val="ru-RU"/>
+        </w:rPr>
+        <w:t>Лабораторної</w:t>
+      </w:r>
+      <w:proofErr w:type="spellEnd"/>
+      <w:r>
+        <w:rPr>
+          <w:rFonts w:ascii="Times New Roman" w:eastAsia="Times New Roman" w:hAnsi="Times New Roman" w:cs="Times New Roman"/>
+          <w:color w:val="000000"/>
+          <w:sz w:val="28"/>
+          <w:szCs w:val="28"/>
+          <w:lang w:val="ru-RU"/>
+        </w:rPr>
+        <w:t xml:space="preserve"> </w:t>
+      </w:r>
+      <w:proofErr w:type="spellStart"/>
+      <w:r>
+        <w:rPr>
+          <w:rFonts w:ascii="Times New Roman" w:eastAsia="Times New Roman" w:hAnsi="Times New Roman" w:cs="Times New Roman"/>
+          <w:color w:val="000000"/>
+          <w:sz w:val="28"/>
+          <w:szCs w:val="28"/>
+          <w:lang w:val="ru-RU"/>
+        </w:rPr>
+        <w:t>Роботи</w:t>
+      </w:r>
+      <w:proofErr w:type="spellEnd"/>
+      <w:r>
+        <w:rPr>
+          <w:rFonts w:ascii="Times New Roman" w:eastAsia="Times New Roman" w:hAnsi="Times New Roman" w:cs="Times New Roman"/>
+          <w:color w:val="000000"/>
+          <w:sz w:val="28"/>
+          <w:szCs w:val="28"/>
+          <w:lang w:val="ru-RU"/>
+        </w:rPr>
+        <w:t xml:space="preserve"> № 2 </w:t>
+      </w:r>
+    </w:p>
+    <w:p>
+      <w:pPr>
+        <w:spacing w:after="0" w:line="240" w:lineRule="auto"/>
+        <w:jc w:val="center"/>
+        <w:rPr>
+          <w:rFonts w:ascii="Times New Roman" w:eastAsia="Times New Roman" w:hAnsi="Times New Roman" w:cs="Times New Roman"/>
+          <w:sz w:val="24"/>
+          <w:szCs w:val="24"/>
+          <w:lang w:val="ru-RU"/>
+        </w:rPr>
+      </w:pPr>
+      <w:r>
+        <w:rPr>
+          <w:rFonts w:ascii="Times New Roman" w:eastAsia="Times New Roman" w:hAnsi="Times New Roman" w:cs="Times New Roman"/>
+          <w:color w:val="000000"/>
+          <w:sz w:val="28"/>
+          <w:szCs w:val="28"/>
+          <w:lang w:val="ru-RU"/>
+        </w:rPr>
+        <w:t xml:space="preserve">ВНС </w:t>
+      </w:r>
+      <w:proofErr w:type="spellStart"/>
+      <w:r>
+        <w:rPr>
+          <w:rFonts w:ascii="Times New Roman" w:eastAsia="Times New Roman" w:hAnsi="Times New Roman" w:cs="Times New Roman"/>
+          <w:color w:val="000000"/>
+          <w:sz w:val="28"/>
+          <w:szCs w:val="28"/>
+          <w:lang w:val="ru-RU"/>
+        </w:rPr>
+        <w:t>Лабораторної</w:t>
+      </w:r>
+      <w:proofErr w:type="spellEnd"/>
+      <w:r>
+        <w:rPr>
+          <w:rFonts w:ascii="Times New Roman" w:eastAsia="Times New Roman" w:hAnsi="Times New Roman" w:cs="Times New Roman"/>
+          <w:color w:val="000000"/>
+          <w:sz w:val="28"/>
+          <w:szCs w:val="28"/>
+          <w:lang w:val="ru-RU"/>
+        </w:rPr>
+        <w:t xml:space="preserve"> </w:t>
+      </w:r>
+      <w:proofErr w:type="spellStart"/>
+      <w:r>
+        <w:rPr>
+          <w:rFonts w:ascii="Times New Roman" w:eastAsia="Times New Roman" w:hAnsi="Times New Roman" w:cs="Times New Roman"/>
+          <w:color w:val="000000"/>
+          <w:sz w:val="28"/>
+          <w:szCs w:val="28"/>
+          <w:lang w:val="ru-RU"/>
+        </w:rPr>
+        <w:t>Роботи</w:t>
+      </w:r>
+      <w:proofErr w:type="spellEnd"/>
+      <w:r>
+        <w:rPr>
+          <w:rFonts w:ascii="Times New Roman" w:eastAsia="Times New Roman" w:hAnsi="Times New Roman" w:cs="Times New Roman"/>
+          <w:color w:val="000000"/>
+          <w:sz w:val="28"/>
+          <w:szCs w:val="28"/>
+          <w:lang w:val="ru-RU"/>
+        </w:rPr>
+        <w:t xml:space="preserve"> № 3</w:t>
+      </w:r>
+    </w:p>
+    <w:p>
+      <w:pPr>
+        <w:spacing w:after="0" w:line="240" w:lineRule="auto"/>
+        <w:jc w:val="center"/>
+        <w:rPr>
+          <w:rFonts w:ascii="Times New Roman" w:eastAsia="Times New Roman" w:hAnsi="Times New Roman" w:cs="Times New Roman"/>
+          <w:sz w:val="24"/>
+          <w:szCs w:val="24"/>
+          <w:lang w:val="ru-RU"/>
+        </w:rPr>
+      </w:pPr>
+      <w:r>
+        <w:rPr>
+          <w:rFonts w:ascii="Times New Roman" w:eastAsia="Times New Roman" w:hAnsi="Times New Roman" w:cs="Times New Roman"/>
+          <w:color w:val="000000"/>
+          <w:sz w:val="28"/>
+          <w:szCs w:val="28"/>
+          <w:lang w:val="ru-RU"/>
+        </w:rPr>
+        <w:t xml:space="preserve">ВНС </w:t>
+      </w:r>
+      <w:proofErr w:type="spellStart"/>
+      <w:r>
+        <w:rPr>
+          <w:rFonts w:ascii="Times New Roman" w:eastAsia="Times New Roman" w:hAnsi="Times New Roman" w:cs="Times New Roman"/>
+          <w:color w:val="000000"/>
+          <w:sz w:val="28"/>
+          <w:szCs w:val="28"/>
+          <w:lang w:val="ru-RU"/>
+        </w:rPr>
+        <w:t>Лабораторної</w:t>
+      </w:r>
+      <w:proofErr w:type="spellEnd"/>
+      <w:r>
+        <w:rPr>
+          <w:rFonts w:ascii="Times New Roman" w:eastAsia="Times New Roman" w:hAnsi="Times New Roman" w:cs="Times New Roman"/>
+          <w:color w:val="000000"/>
+          <w:sz w:val="28"/>
+          <w:szCs w:val="28"/>
+          <w:lang w:val="ru-RU"/>
+        </w:rPr>
+        <w:t xml:space="preserve"> </w:t>
+      </w:r>
+      <w:proofErr w:type="spellStart"/>
+      <w:r>
+        <w:rPr>
+          <w:rFonts w:ascii="Times New Roman" w:eastAsia="Times New Roman" w:hAnsi="Times New Roman" w:cs="Times New Roman"/>
+          <w:color w:val="000000"/>
+          <w:sz w:val="28"/>
+          <w:szCs w:val="28"/>
+          <w:lang w:val="ru-RU"/>
+        </w:rPr>
+        <w:t>Роботи</w:t>
+      </w:r>
+      <w:proofErr w:type="spellEnd"/>
+      <w:r>
+        <w:rPr>
+          <w:rFonts w:ascii="Times New Roman" w:eastAsia="Times New Roman" w:hAnsi="Times New Roman" w:cs="Times New Roman"/>
+          <w:color w:val="000000"/>
+          <w:sz w:val="28"/>
+          <w:szCs w:val="28"/>
+          <w:lang w:val="ru-RU"/>
+        </w:rPr>
+        <w:t xml:space="preserve"> № 7</w:t>
+      </w:r>
+    </w:p>
+    <w:p>
+      <w:pPr>
+        <w:spacing w:after="0" w:line="240" w:lineRule="auto"/>
+        <w:jc w:val="center"/>
+        <w:rPr>
+          <w:rFonts w:ascii="Times New Roman" w:eastAsia="Times New Roman" w:hAnsi="Times New Roman" w:cs="Times New Roman"/>
+          <w:sz w:val="24"/>
+          <w:szCs w:val="24"/>
+          <w:lang w:val="ru-RU"/>
+        </w:rPr>
+      </w:pPr>
+      <w:proofErr w:type="spellStart"/>
+      <w:r>
+        <w:rPr>
+          <w:rFonts w:ascii="Times New Roman" w:eastAsia="Times New Roman" w:hAnsi="Times New Roman" w:cs="Times New Roman"/>
+          <w:color w:val="000000"/>
+          <w:sz w:val="28"/>
+          <w:szCs w:val="28"/>
+          <w:lang w:val="ru-RU"/>
+        </w:rPr>
+        <w:t>Практичних</w:t>
+      </w:r>
+      <w:proofErr w:type="spellEnd"/>
+      <w:r>
+        <w:rPr>
+          <w:rFonts w:ascii="Times New Roman" w:eastAsia="Times New Roman" w:hAnsi="Times New Roman" w:cs="Times New Roman"/>
+          <w:color w:val="000000"/>
+          <w:sz w:val="28"/>
+          <w:szCs w:val="28"/>
+          <w:lang w:val="ru-RU"/>
+        </w:rPr>
+        <w:t xml:space="preserve"> </w:t>
+      </w:r>
+      <w:proofErr w:type="spellStart"/>
+      <w:r>
+        <w:rPr>
+          <w:rFonts w:ascii="Times New Roman" w:eastAsia="Times New Roman" w:hAnsi="Times New Roman" w:cs="Times New Roman"/>
+          <w:color w:val="000000"/>
+          <w:sz w:val="28"/>
+          <w:szCs w:val="28"/>
+          <w:lang w:val="ru-RU"/>
+        </w:rPr>
+        <w:t>Робіт</w:t>
+      </w:r>
+      <w:proofErr w:type="spellEnd"/>
+      <w:r>
+        <w:rPr>
+          <w:rFonts w:ascii="Times New Roman" w:eastAsia="Times New Roman" w:hAnsi="Times New Roman" w:cs="Times New Roman"/>
+          <w:color w:val="000000"/>
+          <w:sz w:val="28"/>
+          <w:szCs w:val="28"/>
+          <w:lang w:val="ru-RU"/>
+        </w:rPr>
+        <w:t xml:space="preserve"> № 3</w:t>
+      </w:r>
+    </w:p>
+    <w:p>
+      <w:pPr>
         <w:spacing w:line="240" w:lineRule="auto"/>
         <w:jc w:val="center"/>
         <w:rPr>
           <w:rFonts w:ascii="Times New Roman" w:eastAsia="Times New Roman" w:hAnsi="Times New Roman" w:cs="Times New Roman"/>
           <w:b/>
-          <w:sz w:val="40"/>
-          <w:szCs w:val="40"/>
-        </w:rPr>
-      </w:pPr>
-    </w:p>
-    <w:p>
-      <w:pPr>
-        <w:spacing w:line="240" w:lineRule="auto"/>
-        <w:jc w:val="center"/>
+          <w:smallCaps/>
+          <w:sz w:val="28"/>
+          <w:szCs w:val="28"/>
+          <w:lang w:val="ru-RU"/>
+        </w:rPr>
+      </w:pPr>
+    </w:p>
+    <w:p>
+      <w:pPr>
+        <w:spacing w:line="360" w:lineRule="auto"/>
+        <w:rPr>
+          <w:rFonts w:ascii="Times New Roman" w:eastAsia="Times New Roman" w:hAnsi="Times New Roman" w:cs="Times New Roman"/>
+          <w:sz w:val="28"/>
+          <w:szCs w:val="28"/>
+        </w:rPr>
+      </w:pPr>
+    </w:p>
+    <w:p>
+      <w:pPr>
+        <w:spacing w:after="0" w:line="240" w:lineRule="auto"/>
+        <w:jc w:val="right"/>
+        <w:rPr>
+          <w:rFonts w:ascii="Times New Roman" w:eastAsia="Times New Roman" w:hAnsi="Times New Roman" w:cs="Times New Roman"/>
+          <w:sz w:val="24"/>
+          <w:szCs w:val="24"/>
+          <w:lang w:val="ru-RU"/>
+        </w:rPr>
+      </w:pPr>
+      <w:proofErr w:type="spellStart"/>
+      <w:r>
         <w:rPr>
           <w:rFonts w:ascii="Times New Roman" w:eastAsia="Times New Roman" w:hAnsi="Times New Roman" w:cs="Times New Roman"/>
           <w:b/>
-          <w:sz w:val="40"/>
-          <w:szCs w:val="40"/>
-        </w:rPr>
-      </w:pPr>
+          <w:bCs/>
+          <w:color w:val="000000"/>
+          <w:sz w:val="28"/>
+          <w:szCs w:val="28"/>
+          <w:lang w:val="ru-RU"/>
+        </w:rPr>
+        <w:t>Виконав</w:t>
+      </w:r>
+      <w:proofErr w:type="spellEnd"/>
       <w:r>
         <w:rPr>
           <w:rFonts w:ascii="Times New Roman" w:eastAsia="Times New Roman" w:hAnsi="Times New Roman" w:cs="Times New Roman"/>
           <w:b/>
-          <w:sz w:val="40"/>
-          <w:szCs w:val="40"/>
-        </w:rPr>
-        <w:t>Звіт</w:t>
-      </w:r>
-    </w:p>
-    <w:p>
-      <w:pPr>
-        <w:spacing w:line="240" w:lineRule="auto"/>
-        <w:jc w:val="center"/>
-        <w:rPr>
-          <w:rFonts w:ascii="Times New Roman" w:eastAsia="Times New Roman" w:hAnsi="Times New Roman" w:cs="Times New Roman"/>
-          <w:sz w:val="28"/>
-          <w:szCs w:val="28"/>
-        </w:rPr>
-      </w:pPr>
-      <w:r>
-        <w:rPr>
-          <w:rFonts w:ascii="Times New Roman" w:eastAsia="Times New Roman" w:hAnsi="Times New Roman" w:cs="Times New Roman"/>
-          <w:sz w:val="28"/>
-          <w:szCs w:val="28"/>
-        </w:rPr>
-        <w:t xml:space="preserve">про виконання </w:t>
-      </w:r>
-    </w:p>
-    <w:p>
-      <w:pPr>
-        <w:tabs>
-          <w:tab w:val="center" w:pos="4819"/>
-          <w:tab w:val="left" w:pos="7468"/>
-        </w:tabs>
-        <w:spacing w:line="240" w:lineRule="auto"/>
+          <w:bCs/>
+          <w:color w:val="000000"/>
+          <w:sz w:val="28"/>
+          <w:szCs w:val="28"/>
+          <w:lang w:val="ru-RU"/>
+        </w:rPr>
+        <w:t>:</w:t>
+      </w:r>
+    </w:p>
+    <w:p>
+      <w:pPr>
+        <w:spacing w:after="0" w:line="240" w:lineRule="auto"/>
+        <w:jc w:val="right"/>
+        <w:rPr>
+          <w:rFonts w:ascii="Times New Roman" w:eastAsia="Times New Roman" w:hAnsi="Times New Roman" w:cs="Times New Roman"/>
+          <w:sz w:val="24"/>
+          <w:szCs w:val="24"/>
+          <w:lang w:val="ru-RU"/>
+        </w:rPr>
+      </w:pPr>
+      <w:r>
         <w:rPr>
           <w:rFonts w:ascii="Times New Roman" w:eastAsia="Times New Roman" w:hAnsi="Times New Roman" w:cs="Times New Roman"/>
           <w:b/>
-          <w:sz w:val="28"/>
-          <w:szCs w:val="28"/>
-          <w:lang w:val="en-US"/>
-        </w:rPr>
-      </w:pPr>
-      <w:r>
-        <w:rPr>
-          <w:rFonts w:ascii="Times New Roman" w:eastAsia="Times New Roman" w:hAnsi="Times New Roman" w:cs="Times New Roman"/>
-          <w:b/>
-          <w:sz w:val="28"/>
-          <w:szCs w:val="28"/>
-        </w:rPr>
-        <w:tab/>
-        <w:t xml:space="preserve">Лабораторних та практичних робіт </w:t>
-      </w:r>
-      <w:r>
-        <w:rPr>
-          <w:rFonts w:ascii="Times New Roman" w:eastAsia="Times New Roman" w:hAnsi="Times New Roman" w:cs="Times New Roman"/>
-          <w:b/>
-          <w:sz w:val="28"/>
-          <w:szCs w:val="28"/>
-          <w:lang w:val="ru-RU"/>
-        </w:rPr>
-        <w:t>(</w:t>
-      </w:r>
-      <w:r>
-        <w:rPr>
-          <w:rFonts w:ascii="Times New Roman" w:eastAsia="Times New Roman" w:hAnsi="Times New Roman" w:cs="Times New Roman"/>
-          <w:b/>
-          <w:sz w:val="28"/>
-          <w:szCs w:val="28"/>
-          <w:lang w:val="en-US"/>
-        </w:rPr>
-        <w:t>Lab</w:t>
-      </w:r>
-      <w:r>
-        <w:rPr>
-          <w:rFonts w:ascii="Times New Roman" w:eastAsia="Times New Roman" w:hAnsi="Times New Roman" w:cs="Times New Roman"/>
-          <w:b/>
+          <w:bCs/>
+          <w:i/>
+          <w:iCs/>
+          <w:color w:val="000000"/>
+          <w:sz w:val="28"/>
+          <w:szCs w:val="28"/>
+          <w:lang w:val="ru-RU"/>
+        </w:rPr>
+        <w:t> </w:t>
+      </w:r>
+      <w:r>
+        <w:rPr>
+          <w:rFonts w:ascii="Times New Roman" w:eastAsia="Times New Roman" w:hAnsi="Times New Roman" w:cs="Times New Roman"/>
+          <w:color w:val="000000"/>
+          <w:sz w:val="28"/>
+          <w:szCs w:val="28"/>
+          <w:lang w:val="ru-RU"/>
+        </w:rPr>
+        <w:t xml:space="preserve">Студент </w:t>
+      </w:r>
+      <w:proofErr w:type="spellStart"/>
+      <w:r>
+        <w:rPr>
+          <w:rFonts w:ascii="Times New Roman" w:eastAsia="Times New Roman" w:hAnsi="Times New Roman" w:cs="Times New Roman"/>
+          <w:color w:val="000000"/>
+          <w:sz w:val="28"/>
+          <w:szCs w:val="28"/>
+          <w:lang w:val="ru-RU"/>
+        </w:rPr>
+        <w:t>групи</w:t>
+      </w:r>
+      <w:proofErr w:type="spellEnd"/>
+      <w:r>
+        <w:rPr>
+          <w:rFonts w:ascii="Times New Roman" w:eastAsia="Times New Roman" w:hAnsi="Times New Roman" w:cs="Times New Roman"/>
+          <w:color w:val="000000"/>
+          <w:sz w:val="28"/>
+          <w:szCs w:val="28"/>
+          <w:lang w:val="ru-RU"/>
+        </w:rPr>
+        <w:t xml:space="preserve"> ШІ-</w:t>
+      </w:r>
+      <w:r>
+        <w:rPr>
+          <w:rFonts w:ascii="Times New Roman" w:eastAsia="Times New Roman" w:hAnsi="Times New Roman" w:cs="Times New Roman"/>
+          <w:color w:val="000000"/>
+          <w:sz w:val="28"/>
+          <w:szCs w:val="28"/>
+          <w:lang w:val="ru-RU"/>
+        </w:rPr>
+        <w:t>12</w:t>
+      </w:r>
+    </w:p>
+    <w:p>
+      <w:pPr>
+        <w:spacing w:after="0" w:line="240" w:lineRule="auto"/>
+        <w:jc w:val="right"/>
+        <w:rPr>
+          <w:rFonts w:ascii="Times New Roman" w:eastAsia="Times New Roman" w:hAnsi="Times New Roman" w:cs="Times New Roman"/>
+          <w:sz w:val="24"/>
+          <w:szCs w:val="24"/>
+          <w:lang w:val="ru-RU"/>
+        </w:rPr>
+      </w:pPr>
+      <w:r>
+        <w:rPr>
+          <w:rFonts w:ascii="Times New Roman" w:eastAsia="Times New Roman" w:hAnsi="Times New Roman" w:cs="Times New Roman"/>
+          <w:color w:val="000000"/>
+          <w:sz w:val="28"/>
+          <w:szCs w:val="28"/>
+          <w:lang w:val="ru-RU"/>
+        </w:rPr>
+        <w:t xml:space="preserve">Чумак </w:t>
+      </w:r>
+      <w:proofErr w:type="spellStart"/>
+      <w:r>
+        <w:rPr>
+          <w:rFonts w:ascii="Times New Roman" w:eastAsia="Times New Roman" w:hAnsi="Times New Roman" w:cs="Times New Roman"/>
+          <w:color w:val="000000"/>
+          <w:sz w:val="28"/>
+          <w:szCs w:val="28"/>
+          <w:lang w:val="ru-RU"/>
+        </w:rPr>
+        <w:t>Андрій</w:t>
+      </w:r>
+      <w:proofErr w:type="spellEnd"/>
+      <w:r>
+        <w:rPr>
+          <w:rFonts w:ascii="Times New Roman" w:eastAsia="Times New Roman" w:hAnsi="Times New Roman" w:cs="Times New Roman"/>
+          <w:color w:val="000000"/>
           <w:sz w:val="28"/>
           <w:szCs w:val="28"/>
           <w:lang w:val="ru-RU"/>
         </w:rPr>
         <w:t xml:space="preserve"> </w:t>
       </w:r>
-      <w:r>
-        <w:rPr>
-          <w:rFonts w:ascii="Times New Roman" w:eastAsia="Times New Roman" w:hAnsi="Times New Roman" w:cs="Times New Roman"/>
-          <w:b/>
-          <w:sz w:val="28"/>
-          <w:szCs w:val="28"/>
-          <w:lang w:val="ru-RU"/>
-        </w:rPr>
-        <w:t>2</w:t>
-      </w:r>
-      <w:r>
-        <w:rPr>
-          <w:rFonts w:ascii="Times New Roman" w:eastAsia="Times New Roman" w:hAnsi="Times New Roman" w:cs="Times New Roman"/>
-          <w:b/>
-          <w:sz w:val="28"/>
-          <w:szCs w:val="28"/>
-          <w:lang w:val="ru-RU"/>
-        </w:rPr>
-        <w:t xml:space="preserve">. </w:t>
-      </w:r>
-      <w:r>
-        <w:rPr>
-          <w:rFonts w:ascii="Times New Roman" w:eastAsia="Times New Roman" w:hAnsi="Times New Roman" w:cs="Times New Roman"/>
-          <w:b/>
-          <w:sz w:val="28"/>
-          <w:szCs w:val="28"/>
-          <w:lang w:val="en-US"/>
-        </w:rPr>
-        <w:t>Task</w:t>
-      </w:r>
-      <w:r>
-        <w:rPr>
-          <w:rFonts w:ascii="Times New Roman" w:eastAsia="Times New Roman" w:hAnsi="Times New Roman" w:cs="Times New Roman"/>
-          <w:b/>
-          <w:sz w:val="28"/>
-          <w:szCs w:val="28"/>
-          <w:lang w:val="en-US"/>
-        </w:rPr>
-        <w:t xml:space="preserve"> 1.</w:t>
-      </w:r>
-      <w:r>
-        <w:rPr>
-          <w:rFonts w:ascii="Times New Roman" w:eastAsia="Times New Roman" w:hAnsi="Times New Roman" w:cs="Times New Roman"/>
-          <w:b/>
-          <w:sz w:val="28"/>
-          <w:szCs w:val="28"/>
-          <w:lang w:val="en-US"/>
-        </w:rPr>
-        <w:t xml:space="preserve"> </w:t>
-      </w:r>
-      <w:r>
-        <w:rPr>
-          <w:rFonts w:ascii="Times New Roman" w:eastAsia="Times New Roman" w:hAnsi="Times New Roman" w:cs="Times New Roman"/>
-          <w:b/>
-          <w:sz w:val="28"/>
-          <w:szCs w:val="28"/>
-          <w:lang w:val="en-US"/>
-        </w:rPr>
-        <w:t xml:space="preserve">Lab 3. Task 1. Lab 7. Task 1, 2. </w:t>
-      </w:r>
-      <w:r>
-        <w:rPr>
-          <w:rFonts w:ascii="Times New Roman" w:eastAsia="Times New Roman" w:hAnsi="Times New Roman" w:cs="Times New Roman"/>
-          <w:b/>
-          <w:sz w:val="28"/>
-          <w:szCs w:val="28"/>
-          <w:lang w:val="en-US"/>
-        </w:rPr>
-        <w:t>Practice Task</w:t>
-      </w:r>
-      <w:r>
-        <w:rPr>
-          <w:rFonts w:ascii="Times New Roman" w:eastAsia="Times New Roman" w:hAnsi="Times New Roman" w:cs="Times New Roman"/>
-          <w:b/>
-          <w:sz w:val="28"/>
-          <w:szCs w:val="28"/>
-          <w:lang w:val="en-US"/>
-        </w:rPr>
-        <w:t>)</w:t>
-      </w:r>
-    </w:p>
-    <w:p>
-      <w:pPr>
-        <w:spacing w:line="240" w:lineRule="auto"/>
-        <w:jc w:val="center"/>
-        <w:rPr>
-          <w:rFonts w:ascii="Times New Roman" w:eastAsia="Times New Roman" w:hAnsi="Times New Roman" w:cs="Times New Roman"/>
-          <w:sz w:val="28"/>
-          <w:szCs w:val="28"/>
-        </w:rPr>
-      </w:pPr>
-      <w:r>
-        <w:rPr>
-          <w:rFonts w:ascii="Times New Roman" w:eastAsia="Times New Roman" w:hAnsi="Times New Roman" w:cs="Times New Roman"/>
-          <w:b/>
-          <w:i/>
-          <w:sz w:val="28"/>
-          <w:szCs w:val="28"/>
-        </w:rPr>
-        <w:t xml:space="preserve">з дисципліни: </w:t>
-      </w:r>
-      <w:r>
-        <w:rPr>
-          <w:rFonts w:ascii="Times New Roman" w:eastAsia="Times New Roman" w:hAnsi="Times New Roman" w:cs="Times New Roman"/>
-          <w:sz w:val="28"/>
-          <w:szCs w:val="28"/>
-        </w:rPr>
-        <w:t>«Мови та парадигми програмування»</w:t>
-      </w:r>
-    </w:p>
-    <w:p>
-      <w:pPr>
-        <w:spacing w:line="240" w:lineRule="auto"/>
-        <w:jc w:val="center"/>
-        <w:rPr>
-          <w:rFonts w:ascii="Times New Roman" w:eastAsia="Times New Roman" w:hAnsi="Times New Roman" w:cs="Times New Roman"/>
-          <w:sz w:val="28"/>
-          <w:szCs w:val="28"/>
-        </w:rPr>
-      </w:pPr>
-      <w:r>
-        <w:rPr>
-          <w:rFonts w:ascii="Times New Roman" w:eastAsia="Times New Roman" w:hAnsi="Times New Roman" w:cs="Times New Roman"/>
-          <w:b/>
-          <w:i/>
-          <w:sz w:val="28"/>
-          <w:szCs w:val="28"/>
-        </w:rPr>
-        <w:t>з розділу</w:t>
-      </w:r>
-      <w:r>
-        <w:rPr>
-          <w:rFonts w:ascii="Times New Roman" w:eastAsia="Times New Roman" w:hAnsi="Times New Roman" w:cs="Times New Roman"/>
-          <w:sz w:val="28"/>
-          <w:szCs w:val="28"/>
-        </w:rPr>
-        <w:t xml:space="preserve">:  </w:t>
-      </w:r>
-      <w:r>
-        <w:rPr>
-          <w:rFonts w:ascii="Times New Roman" w:eastAsia="Times New Roman" w:hAnsi="Times New Roman" w:cs="Times New Roman"/>
-          <w:sz w:val="28"/>
-          <w:szCs w:val="28"/>
-        </w:rPr>
-        <w:t>«</w:t>
-      </w:r>
-      <w:r>
-        <w:rPr>
-          <w:rFonts w:ascii="Times New Roman" w:eastAsia="Times New Roman" w:hAnsi="Times New Roman" w:cs="Times New Roman"/>
-          <w:sz w:val="28"/>
-          <w:szCs w:val="28"/>
-        </w:rPr>
-        <w:t>Цикли</w:t>
-      </w:r>
-      <w:r>
-        <w:rPr>
-          <w:rFonts w:ascii="Times New Roman" w:eastAsia="Times New Roman" w:hAnsi="Times New Roman" w:cs="Times New Roman"/>
-          <w:sz w:val="28"/>
-          <w:szCs w:val="28"/>
-          <w:lang w:val="ru-RU"/>
-        </w:rPr>
-        <w:t xml:space="preserve">, </w:t>
-      </w:r>
-      <w:r>
-        <w:rPr>
-          <w:rFonts w:ascii="Times New Roman" w:eastAsia="Times New Roman" w:hAnsi="Times New Roman" w:cs="Times New Roman"/>
-          <w:sz w:val="28"/>
-          <w:szCs w:val="28"/>
-        </w:rPr>
-        <w:t>функції та рекурсія</w:t>
-      </w:r>
-      <w:r>
-        <w:rPr>
-          <w:rFonts w:ascii="Times New Roman" w:eastAsia="Times New Roman" w:hAnsi="Times New Roman" w:cs="Times New Roman"/>
-          <w:sz w:val="28"/>
-          <w:szCs w:val="28"/>
-        </w:rPr>
-        <w:t>»</w:t>
-      </w:r>
-    </w:p>
-    <w:p>
-      <w:pPr>
-        <w:spacing w:line="240" w:lineRule="auto"/>
-        <w:jc w:val="center"/>
-        <w:rPr>
-          <w:rFonts w:ascii="Times New Roman" w:eastAsia="Times New Roman" w:hAnsi="Times New Roman" w:cs="Times New Roman"/>
-          <w:b/>
-          <w:smallCaps/>
-          <w:sz w:val="28"/>
-          <w:szCs w:val="28"/>
-        </w:rPr>
-      </w:pPr>
-    </w:p>
-    <w:p>
-      <w:pPr>
-        <w:spacing w:line="360" w:lineRule="auto"/>
-        <w:rPr>
-          <w:rFonts w:ascii="Times New Roman" w:eastAsia="Times New Roman" w:hAnsi="Times New Roman" w:cs="Times New Roman"/>
-          <w:sz w:val="28"/>
-          <w:szCs w:val="28"/>
-        </w:rPr>
-      </w:pPr>
-    </w:p>
-    <w:p>
-      <w:pPr>
-        <w:spacing w:line="240" w:lineRule="auto"/>
-        <w:jc w:val="right"/>
-        <w:rPr>
-          <w:rFonts w:ascii="Times New Roman" w:eastAsia="Times New Roman" w:hAnsi="Times New Roman" w:cs="Times New Roman"/>
-          <w:b/>
-          <w:i/>
-          <w:sz w:val="28"/>
-          <w:szCs w:val="28"/>
-        </w:rPr>
-      </w:pPr>
-      <w:r>
-        <w:rPr>
-          <w:rFonts w:ascii="Times New Roman" w:eastAsia="Times New Roman" w:hAnsi="Times New Roman" w:cs="Times New Roman"/>
-          <w:b/>
-          <w:i/>
-          <w:sz w:val="28"/>
-          <w:szCs w:val="28"/>
-        </w:rPr>
-        <w:t>Виконав:</w:t>
-      </w:r>
-    </w:p>
-    <w:p>
-      <w:pPr>
-        <w:spacing w:line="240" w:lineRule="auto"/>
-        <w:jc w:val="right"/>
-        <w:rPr>
-          <w:rFonts w:ascii="Times New Roman" w:eastAsia="Times New Roman" w:hAnsi="Times New Roman" w:cs="Times New Roman"/>
-          <w:b/>
-          <w:i/>
-          <w:sz w:val="28"/>
-          <w:szCs w:val="28"/>
-        </w:rPr>
-      </w:pPr>
-      <w:r>
-        <w:rPr>
-          <w:rFonts w:ascii="Times New Roman" w:eastAsia="Times New Roman" w:hAnsi="Times New Roman" w:cs="Times New Roman"/>
-          <w:b/>
-          <w:i/>
-          <w:sz w:val="28"/>
-          <w:szCs w:val="28"/>
-        </w:rPr>
-        <w:t xml:space="preserve"> </w:t>
-      </w:r>
-      <w:r>
-        <w:rPr>
-          <w:rFonts w:ascii="Times New Roman" w:eastAsia="Times New Roman" w:hAnsi="Times New Roman" w:cs="Times New Roman"/>
-          <w:sz w:val="28"/>
-          <w:szCs w:val="28"/>
-        </w:rPr>
-        <w:t>студент групи</w:t>
-      </w:r>
-      <w:r>
-        <w:rPr>
-          <w:rFonts w:ascii="Times New Roman" w:eastAsia="Times New Roman" w:hAnsi="Times New Roman" w:cs="Times New Roman"/>
-          <w:sz w:val="28"/>
-          <w:szCs w:val="28"/>
-        </w:rPr>
-        <w:t xml:space="preserve"> ШІ - 12</w:t>
-      </w:r>
-    </w:p>
-    <w:p>
-      <w:pPr>
-        <w:spacing w:line="240" w:lineRule="auto"/>
-        <w:jc w:val="right"/>
-        <w:rPr>
-          <w:rFonts w:ascii="Times New Roman" w:eastAsia="Times New Roman" w:hAnsi="Times New Roman" w:cs="Times New Roman"/>
-          <w:sz w:val="28"/>
-          <w:szCs w:val="28"/>
-        </w:rPr>
-      </w:pPr>
-      <w:r>
-        <w:rPr>
-          <w:rFonts w:ascii="Times New Roman" w:eastAsia="Times New Roman" w:hAnsi="Times New Roman" w:cs="Times New Roman"/>
-          <w:sz w:val="28"/>
-          <w:szCs w:val="28"/>
-        </w:rPr>
-        <w:t>Чумак Андрій Анатолійович</w:t>
-      </w:r>
+      <w:proofErr w:type="spellStart"/>
+      <w:r>
+        <w:rPr>
+          <w:rFonts w:ascii="Times New Roman" w:eastAsia="Times New Roman" w:hAnsi="Times New Roman" w:cs="Times New Roman"/>
+          <w:color w:val="000000"/>
+          <w:sz w:val="28"/>
+          <w:szCs w:val="28"/>
+          <w:lang w:val="ru-RU"/>
+        </w:rPr>
+        <w:t>Анатолійович</w:t>
+      </w:r>
+      <w:proofErr w:type="spellEnd"/>
     </w:p>
     <w:p>
       <w:pPr>
@@ -4877,26 +5821,32 @@
       <w:pPr>
         <w:pStyle w:val="a6"/>
         <w:rPr>
+          <w:lang w:val="ru-RU"/>
+        </w:rPr>
+      </w:pPr>
+      <w:r>
+        <w:rPr>
           <w:lang w:val="en-US"/>
         </w:rPr>
-      </w:pPr>
+        <w:t>Andrii</w:t>
+      </w:r>
+      <w:r>
+        <w:rPr>
+          <w:lang w:val="ru-RU"/>
+        </w:rPr>
+        <w:t xml:space="preserve"> </w:t>
+      </w:r>
+      <w:proofErr w:type="spellStart"/>
       <w:r>
         <w:rPr>
           <w:lang w:val="en-US"/>
         </w:rPr>
-        <w:t xml:space="preserve">Andrii </w:t>
-      </w:r>
-      <w:proofErr w:type="spellStart"/>
-      <w:r>
-        <w:rPr>
-          <w:lang w:val="en-US"/>
-        </w:rPr>
         <w:t>Chumak</w:t>
       </w:r>
       <w:proofErr w:type="spellEnd"/>
       <w:r>
         <w:rPr>
-          <w:lang w:val="en-US"/>
+          <w:lang w:val="ru-RU"/>
         </w:rPr>
         <w:t xml:space="preserve"> </w:t>
       </w:r>
@@ -5586,23 +6536,7 @@
           <w:sz w:val="24"/>
           <w:szCs w:val="24"/>
         </w:rPr>
-        <w:t xml:space="preserve">. </w:t>
-      </w:r>
-      <w:r>
-        <w:rPr>
-          <w:rFonts w:ascii="Times New Roman" w:eastAsia="Times New Roman" w:hAnsi="Times New Roman" w:cs="Times New Roman"/>
-          <w:sz w:val="24"/>
-          <w:szCs w:val="24"/>
-        </w:rPr>
-        <w:t>Дізнався</w:t>
-      </w:r>
-      <w:r>
-        <w:rPr>
-          <w:rFonts w:ascii="Times New Roman" w:eastAsia="Times New Roman" w:hAnsi="Times New Roman" w:cs="Times New Roman"/>
-          <w:sz w:val="24"/>
-          <w:szCs w:val="24"/>
-        </w:rPr>
-        <w:t xml:space="preserve"> про оператори вибору</w:t>
+        <w:t>. Дізнався про оператори вибору</w:t>
       </w:r>
       <w:r>
         <w:rPr>
@@ -5619,23 +6553,7 @@
           <w:sz w:val="24"/>
           <w:szCs w:val="24"/>
         </w:rPr>
-        <w:t xml:space="preserve">складені оператори та оператори циклів. </w:t>
-      </w:r>
-      <w:r>
-        <w:rPr>
-          <w:rFonts w:ascii="Times New Roman" w:eastAsia="Times New Roman" w:hAnsi="Times New Roman" w:cs="Times New Roman"/>
-          <w:sz w:val="24"/>
-          <w:szCs w:val="24"/>
-        </w:rPr>
-        <w:t>Навчився</w:t>
-      </w:r>
-      <w:r>
-        <w:rPr>
-          <w:rFonts w:ascii="Times New Roman" w:eastAsia="Times New Roman" w:hAnsi="Times New Roman" w:cs="Times New Roman"/>
-          <w:sz w:val="24"/>
-          <w:szCs w:val="24"/>
-        </w:rPr>
-        <w:t xml:space="preserve"> використовувати математичні формули у програмуванні.</w:t>
+        <w:t>складені оператори та оператори циклів. Навчився використовувати математичні формули у програмуванні.</w:t>
       </w:r>
       <w:r>
         <w:rPr>
@@ -5652,15 +6570,7 @@
           <w:sz w:val="24"/>
           <w:szCs w:val="24"/>
         </w:rPr>
-        <w:t>Знаю</w:t>
-      </w:r>
-      <w:r>
-        <w:rPr>
-          <w:rFonts w:ascii="Times New Roman" w:eastAsia="Times New Roman" w:hAnsi="Times New Roman" w:cs="Times New Roman"/>
-          <w:sz w:val="24"/>
-          <w:szCs w:val="24"/>
-        </w:rPr>
-        <w:t xml:space="preserve"> про ф</w:t>
+        <w:t>Знаю про ф</w:t>
       </w:r>
       <w:r>
         <w:rPr>
@@ -5676,23 +6586,7 @@
           <w:sz w:val="24"/>
           <w:szCs w:val="24"/>
         </w:rPr>
-        <w:t xml:space="preserve">в та як з ними працювати. </w:t>
-      </w:r>
-      <w:r>
-        <w:rPr>
-          <w:rFonts w:ascii="Times New Roman" w:eastAsia="Times New Roman" w:hAnsi="Times New Roman" w:cs="Times New Roman"/>
-          <w:sz w:val="24"/>
-          <w:szCs w:val="24"/>
-        </w:rPr>
-        <w:t>А також знаю</w:t>
-      </w:r>
-      <w:r>
-        <w:rPr>
-          <w:rFonts w:ascii="Times New Roman" w:eastAsia="Times New Roman" w:hAnsi="Times New Roman" w:cs="Times New Roman"/>
-          <w:sz w:val="24"/>
-          <w:szCs w:val="24"/>
-        </w:rPr>
-        <w:t xml:space="preserve"> про рекурсивний метод</w:t>
+        <w:t>в та як з ними працювати. А також знаю про рекурсивний метод</w:t>
       </w:r>
     </w:p>
     <w:sectPr>
@@ -7609,28 +8503,28 @@
 </file>
 
 <file path=customXml/item1.xml><?xml version="1.0" encoding="utf-8"?>
+<b:Sources xmlns:b="http://schemas.openxmlformats.org/officeDocument/2006/bibliography" xmlns="http://schemas.openxmlformats.org/officeDocument/2006/bibliography" SelectedStyle="\APASixthEditionOfficeOnline.xsl" StyleName="APA" Version="6"/>
+</file>
+
+<file path=customXml/item2.xml><?xml version="1.0" encoding="utf-8"?>
 <go:gDocsCustomXmlDataStorage xmlns:go="http://customooxmlschemas.google.com/" xmlns:r="http://schemas.openxmlformats.org/officeDocument/2006/relationships" uri="GoogleDocsCustomDataVersion2">
   <go:docsCustomData xmlns:go="http://customooxmlschemas.google.com/" roundtripDataSignature="AMtx7miF3uuO2zwxqTW9bHUg0aYU52UxUg==">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</go:docsCustomData>
 </go:gDocsCustomXmlDataStorage>
 </file>
 
-<file path=customXml/item2.xml><?xml version="1.0" encoding="utf-8"?>
-<b:Sources xmlns:b="http://schemas.openxmlformats.org/officeDocument/2006/bibliography" xmlns="http://schemas.openxmlformats.org/officeDocument/2006/bibliography" SelectedStyle="\APASixthEditionOfficeOnline.xsl" StyleName="APA" Version="6"/>
+<file path=customXml/itemProps1.xml><?xml version="1.0" encoding="utf-8"?>
+<ds:datastoreItem xmlns:ds="http://schemas.openxmlformats.org/officeDocument/2006/customXml" ds:itemID="{AC97F271-8514-46E6-BB96-2DCB95AC6D4D}">
+  <ds:schemaRefs>
+    <ds:schemaRef ds:uri="http://schemas.openxmlformats.org/officeDocument/2006/bibliography"/>
+  </ds:schemaRefs>
+</ds:datastoreItem>
 </file>
 
-<file path=customXml/itemProps1.xml><?xml version="1.0" encoding="utf-8"?>
+<file path=customXml/itemProps2.xml><?xml version="1.0" encoding="utf-8"?>
 <ds:datastoreItem xmlns:ds="http://schemas.openxmlformats.org/officeDocument/2006/customXml" ds:itemID="{11111111-1234-1234-1234-123412341234}">
   <ds:schemaRefs>
     <ds:schemaRef ds:uri="http://customooxmlschemas.google.com/"/>
     <ds:schemaRef ds:uri="http://schemas.openxmlformats.org/officeDocument/2006/relationships"/>
   </ds:schemaRefs>
 </ds:datastoreItem>
-</file>
-
-<file path=customXml/itemProps2.xml><?xml version="1.0" encoding="utf-8"?>
-<ds:datastoreItem xmlns:ds="http://schemas.openxmlformats.org/officeDocument/2006/customXml" ds:itemID="{AC97F271-8514-46E6-BB96-2DCB95AC6D4D}">
-  <ds:schemaRefs>
-    <ds:schemaRef ds:uri="http://schemas.openxmlformats.org/officeDocument/2006/bibliography"/>
-  </ds:schemaRefs>
-</ds:datastoreItem>
 </file>